--- a/secure_local_data/주요구조부_동영상촬영_기록관리대장_20260829.docx
+++ b/secure_local_data/주요구조부_동영상촬영_기록관리대장_20260829.docx
@@ -961,7 +961,7 @@
                 <w:rFonts w:ascii="맑은 고딕" w:hAnsi="맑은 고딕"/>
                 <w:sz w:val="18"/>
               </w:rPr>
-              <w:t>상·하부근 유효피복 50mm 확보, 이음길이 40d 확인, 스페이서 1m 간격 배치</w:t>
+              <w:t>상·하부근 피복두께 50mm 확보, 이음길이 40d 확인</w:t>
             </w:r>
           </w:p>
         </w:tc>
@@ -1151,7 +1151,7 @@
                 <w:rFonts w:ascii="맑은 고딕" w:hAnsi="맑은 고딕"/>
                 <w:sz w:val="18"/>
               </w:rPr>
-              <w:t>레미콘 슬럼프/공기량 시험 입회, 봉형 진동기 적정 다짐(5~15초), 콜드조인트 방지</w:t>
+              <w:t>레미콘 시험 입회, 바이브레이터 다짐 확인</w:t>
             </w:r>
           </w:p>
         </w:tc>
